--- a/tillsyn/A 41353-2023 tillsynsbegäran.docx
+++ b/tillsyn/A 41353-2023 tillsynsbegäran.docx
@@ -405,7 +405,7 @@
     <w:r>
       <w:tab/>
       <w:tab/>
-      <w:t>2026-06-18</w:t>
+      <w:t>2026-06-19</w:t>
       <w:br/>
       <w:br/>
     </w:r>

--- a/tillsyn/A 41353-2023 tillsynsbegäran.docx
+++ b/tillsyn/A 41353-2023 tillsynsbegäran.docx
@@ -405,7 +405,7 @@
     <w:r>
       <w:tab/>
       <w:tab/>
-      <w:t>2026-06-19</w:t>
+      <w:t>2026-06-20</w:t>
       <w:br/>
       <w:br/>
     </w:r>

--- a/tillsyn/A 41353-2023 tillsynsbegäran.docx
+++ b/tillsyn/A 41353-2023 tillsynsbegäran.docx
@@ -12,7 +12,15 @@
     </w:p>
     <w:p>
       <w:r>
-        <w:t>Detta dokument behandlar höga naturvärden i avverkningsanmälan A 41353-2023 i Malå kommun som inkom 2023-09-05 och omfattar 2,5 ha.</w:t>
+        <w:t>Denna tillsynsbegäran behandlar höga naturvärden i avverkningsanmälan A 41353-2023 i Malå kommun som inkom 2023-09-05 och omfattar 2,5 ha.</w:t>
+      </w:r>
+    </w:p>
+    <w:p>
+      <w:pPr>
+        <w:pStyle w:val="Heading1"/>
+      </w:pPr>
+      <w:r>
+        <w:t>Tillsynsbegäran</w:t>
       </w:r>
     </w:p>
     <w:p>
@@ -23,11 +31,6 @@
     <w:p>
       <w:r>
         <w:t>Vi önskar även ta del av de ställningstaganden och beslut som myndigheten meddelar till följd av aktuell avverkningsanmälan och föreningens inlaga (se 34 § förvaltningslagen).</w:t>
-      </w:r>
-    </w:p>
-    <w:p>
-      <w:r>
-        <w:t>Nedan beskrivs fynd av fridlysta arter som gjorts i det avverkningsanmälda området. I BILAGA 1 finns artfakta om fridlysta arter.</w:t>
       </w:r>
     </w:p>
     <w:p>
@@ -405,7 +408,7 @@
     <w:r>
       <w:tab/>
       <w:tab/>
-      <w:t>2026-06-20</w:t>
+      <w:t>2026-06-21</w:t>
       <w:br/>
       <w:br/>
     </w:r>

--- a/tillsyn/A 41353-2023 tillsynsbegäran.docx
+++ b/tillsyn/A 41353-2023 tillsynsbegäran.docx
@@ -408,7 +408,7 @@
     <w:r>
       <w:tab/>
       <w:tab/>
-      <w:t>2026-06-21</w:t>
+      <w:t>2026-06-22</w:t>
       <w:br/>
       <w:br/>
     </w:r>

--- a/tillsyn/A 41353-2023 tillsynsbegäran.docx
+++ b/tillsyn/A 41353-2023 tillsynsbegäran.docx
@@ -31,6 +31,119 @@
     <w:p>
       <w:r>
         <w:t>Vi önskar även ta del av de ställningstaganden och beslut som myndigheten meddelar till följd av aktuell avverkningsanmälan och föreningens inlaga (se 34 § förvaltningslagen).</w:t>
+      </w:r>
+    </w:p>
+    <w:p>
+      <w:pPr>
+        <w:pStyle w:val="Heading1"/>
+      </w:pPr>
+      <w:r>
+        <w:t>Naturvårdsarter och fridlysta arter</w:t>
+      </w:r>
+    </w:p>
+    <w:p>
+      <w:r>
+        <w:t>Nedan följer beskrivningar av de naturvårdsarter och fridlysta arter som har sina livsmiljöer och växtplatser i den avverkningsanmälda skogen. Se även ytterligare artfakta i BILAGA 1. De påträffade naturvårdsarterna är ett tydligt kvitto på att det rör sig om en skog med höga naturvärden.</w:t>
+      </w:r>
+    </w:p>
+    <w:p>
+      <w:r>
+        <w:rPr>
+          <w:b/>
+        </w:rPr>
+        <w:t>Knärot (VU, §8)</w:t>
+      </w:r>
+      <w:r>
+        <w:t xml:space="preserve"> är typisk art för </w:t>
+      </w:r>
+      <w:r>
+        <w:rPr>
+          <w:i/>
+        </w:rPr>
+        <w:t xml:space="preserve">9010 Taiga </w:t>
+      </w:r>
+      <w:r>
+        <w:t>och</w:t>
+      </w:r>
+      <w:r>
+        <w:rPr>
+          <w:i/>
+        </w:rPr>
+        <w:t xml:space="preserve"> 9050 Näringsrik granskog</w:t>
+      </w:r>
+      <w:r>
+        <w:t xml:space="preserve">, rödlistad som sårbar och fridlyst enligt 8§ artskyddsförordningen. En nyligen genomförd analys av 79 floraväktarlokaler indikerar att det behövs någonstans mellan 100 och 150 meters skyddszon för att en knärotspopulation inte ska dö ut på lång sikt (Sebestyén &amp; Sundberg, 2025). Detta ligger väl i linje med tidigare genomförda studier som visar att det krävs väl tilltagna buffertzoner för att knäroten inte ska ta skada av skogsbruksåtgärder i intilliggande skog (Johnson, 2014; Koelmeijer m.fl., 2022; Skogsstyrelsen, 2022). Arten är även känslig för gallring vilket framgår av Skogsstyrelsens egen vägledning för hänsyn till knärot (Skogsstyrelsen, 2022). Ytterligare en studie visar på den starka korrelationen mellan minskande arealer kontinuitetsskog och lokal utdöenderisk. Knäroten uppvisade en mycket låg koloniseringsgrad (0,7 % över 10 år) i kombination med hög lokal utrotningsrisk (75,2 %), där utrotningssannolikheten ökade kraftigt när arealen kontinuitetsskog minskade mellan undersökningar, t.ex. på grund av kalhyggesbruk (Johansson et al., 2026). För rika förekomster av knärot är reservatsbildning eller biotopskydd lämpliga åtgärder för att skydda den. På knärot kan den sällsynta rostsvampen </w:t>
+      </w:r>
+      <w:r>
+        <w:rPr>
+          <w:i/>
+        </w:rPr>
+        <w:t>Pucciniastrum goodyerae</w:t>
+      </w:r>
+      <w:r>
+        <w:t xml:space="preserve"> påträffas. </w:t>
+      </w:r>
+      <w:r>
+        <w:rPr>
+          <w:i/>
+        </w:rPr>
+        <w:t>Pucciniastrum goodyerae</w:t>
+      </w:r>
+      <w:r>
+        <w:t xml:space="preserve"> är klassad som NE (ej bedömd) i rödlistan (SLU Artdatabanken, 2024).</w:t>
+      </w:r>
+    </w:p>
+    <w:p>
+      <w:r>
+        <w:t>I det avverkningsanmälda området finns 0 fyndplatser för knärot registrerade på Artportalen. Figur 2 visar gränserna för buffertzoner på 50 m, som behöver lämnas kring fyndplatserna för att knärotslokalerna inte ska försvinna vid en avverkning. Av det avverkningsanmälda området överlappar 0.04 ha med buffertzonerna och får av detta skäl inte avverkas.</w:t>
+      </w:r>
+    </w:p>
+    <w:p>
+      <w:pPr>
+        <w:pStyle w:val="Caption"/>
+      </w:pPr>
+      <w:r>
+        <w:drawing>
+          <wp:inline xmlns:a="http://schemas.openxmlformats.org/drawingml/2006/main" xmlns:pic="http://schemas.openxmlformats.org/drawingml/2006/picture">
+            <wp:extent cx="5486400" cy="4702089"/>
+            <wp:docPr id="1" name="Picture 1"/>
+            <wp:cNvGraphicFramePr>
+              <a:graphicFrameLocks noChangeAspect="1"/>
+            </wp:cNvGraphicFramePr>
+            <a:graphic>
+              <a:graphicData uri="http://schemas.openxmlformats.org/drawingml/2006/picture">
+                <pic:pic>
+                  <pic:nvPicPr>
+                    <pic:cNvPr id="0" name="A 41353-2023 karta knärot.png"/>
+                    <pic:cNvPicPr/>
+                  </pic:nvPicPr>
+                  <pic:blipFill>
+                    <a:blip r:embed="rId16"/>
+                    <a:stretch>
+                      <a:fillRect/>
+                    </a:stretch>
+                  </pic:blipFill>
+                  <pic:spPr>
+                    <a:xfrm>
+                      <a:off x="0" y="0"/>
+                      <a:ext cx="5486400" cy="4702089"/>
+                    </a:xfrm>
+                    <a:prstGeom prst="rect"/>
+                  </pic:spPr>
+                </pic:pic>
+              </a:graphicData>
+            </a:graphic>
+          </wp:inline>
+        </w:drawing>
+      </w:r>
+    </w:p>
+    <w:p>
+      <w:pPr>
+        <w:pStyle w:val="Caption"/>
+        <w:spacing w:after="240"/>
+      </w:pPr>
+      <w:r>
+        <w:t>Figur 2. Fyndplatser och buffertzoner för knärot i det avverkningsanmälda området. Endast fyndplatser vars buffertzoner överlappar med det avverkningsanmälda området har tagits med i visualiseringen. Kartans mittpunktskoordinat är N 7236430, E 678893 i SWEREF 99 TM.</w:t>
       </w:r>
     </w:p>
     <w:p>
@@ -408,7 +521,7 @@
     <w:r>
       <w:tab/>
       <w:tab/>
-      <w:t>2026-06-22</w:t>
+      <w:t>2026-06-23</w:t>
       <w:br/>
       <w:br/>
     </w:r>

--- a/tillsyn/A 41353-2023 tillsynsbegäran.docx
+++ b/tillsyn/A 41353-2023 tillsynsbegäran.docx
@@ -521,7 +521,7 @@
     <w:r>
       <w:tab/>
       <w:tab/>
-      <w:t>2026-06-23</w:t>
+      <w:t>2026-06-24</w:t>
       <w:br/>
       <w:br/>
     </w:r>

--- a/tillsyn/A 41353-2023 tillsynsbegäran.docx
+++ b/tillsyn/A 41353-2023 tillsynsbegäran.docx
@@ -521,7 +521,7 @@
     <w:r>
       <w:tab/>
       <w:tab/>
-      <w:t>2026-06-24</w:t>
+      <w:t>2026-06-25</w:t>
       <w:br/>
       <w:br/>
     </w:r>

--- a/tillsyn/A 41353-2023 tillsynsbegäran.docx
+++ b/tillsyn/A 41353-2023 tillsynsbegäran.docx
@@ -521,7 +521,7 @@
     <w:r>
       <w:tab/>
       <w:tab/>
-      <w:t>2026-06-25</w:t>
+      <w:t>2026-06-26</w:t>
       <w:br/>
       <w:br/>
     </w:r>

--- a/tillsyn/A 41353-2023 tillsynsbegäran.docx
+++ b/tillsyn/A 41353-2023 tillsynsbegäran.docx
@@ -521,7 +521,7 @@
     <w:r>
       <w:tab/>
       <w:tab/>
-      <w:t>2026-06-26</w:t>
+      <w:t>2026-06-27</w:t>
       <w:br/>
       <w:br/>
     </w:r>

--- a/tillsyn/A 41353-2023 tillsynsbegäran.docx
+++ b/tillsyn/A 41353-2023 tillsynsbegäran.docx
@@ -521,7 +521,7 @@
     <w:r>
       <w:tab/>
       <w:tab/>
-      <w:t>2026-06-27</w:t>
+      <w:t>2026-06-28</w:t>
       <w:br/>
       <w:br/>
     </w:r>

--- a/tillsyn/A 41353-2023 tillsynsbegäran.docx
+++ b/tillsyn/A 41353-2023 tillsynsbegäran.docx
@@ -521,7 +521,7 @@
     <w:r>
       <w:tab/>
       <w:tab/>
-      <w:t>2026-06-28</w:t>
+      <w:t>2026-06-29</w:t>
       <w:br/>
       <w:br/>
     </w:r>

--- a/tillsyn/A 41353-2023 tillsynsbegäran.docx
+++ b/tillsyn/A 41353-2023 tillsynsbegäran.docx
@@ -521,7 +521,7 @@
     <w:r>
       <w:tab/>
       <w:tab/>
-      <w:t>2026-06-29</w:t>
+      <w:t>2026-06-30</w:t>
       <w:br/>
       <w:br/>
     </w:r>

--- a/tillsyn/A 41353-2023 tillsynsbegäran.docx
+++ b/tillsyn/A 41353-2023 tillsynsbegäran.docx
@@ -521,7 +521,7 @@
     <w:r>
       <w:tab/>
       <w:tab/>
-      <w:t>2026-06-30</w:t>
+      <w:t>2026-07-01</w:t>
       <w:br/>
       <w:br/>
     </w:r>

--- a/tillsyn/A 41353-2023 tillsynsbegäran.docx
+++ b/tillsyn/A 41353-2023 tillsynsbegäran.docx
@@ -521,7 +521,7 @@
     <w:r>
       <w:tab/>
       <w:tab/>
-      <w:t>2026-07-01</w:t>
+      <w:t>2026-07-02</w:t>
       <w:br/>
       <w:br/>
     </w:r>

--- a/tillsyn/A 41353-2023 tillsynsbegäran.docx
+++ b/tillsyn/A 41353-2023 tillsynsbegäran.docx
@@ -521,7 +521,7 @@
     <w:r>
       <w:tab/>
       <w:tab/>
-      <w:t>2026-07-13</w:t>
+      <w:t>2026-07-14</w:t>
       <w:br/>
       <w:br/>
     </w:r>

--- a/tillsyn/A 41353-2023 tillsynsbegäran.docx
+++ b/tillsyn/A 41353-2023 tillsynsbegäran.docx
@@ -521,7 +521,7 @@
     <w:r>
       <w:tab/>
       <w:tab/>
-      <w:t>2026-07-14</w:t>
+      <w:t>2026-07-15</w:t>
       <w:br/>
       <w:br/>
     </w:r>

--- a/tillsyn/A 41353-2023 tillsynsbegäran.docx
+++ b/tillsyn/A 41353-2023 tillsynsbegäran.docx
@@ -521,7 +521,7 @@
     <w:r>
       <w:tab/>
       <w:tab/>
-      <w:t>2026-07-15</w:t>
+      <w:t>2026-07-16</w:t>
       <w:br/>
       <w:br/>
     </w:r>

--- a/tillsyn/A 41353-2023 tillsynsbegäran.docx
+++ b/tillsyn/A 41353-2023 tillsynsbegäran.docx
@@ -521,7 +521,7 @@
     <w:r>
       <w:tab/>
       <w:tab/>
-      <w:t>2026-07-16</w:t>
+      <w:t>2026-07-17</w:t>
       <w:br/>
       <w:br/>
     </w:r>

--- a/tillsyn/A 41353-2023 tillsynsbegäran.docx
+++ b/tillsyn/A 41353-2023 tillsynsbegäran.docx
@@ -521,7 +521,7 @@
     <w:r>
       <w:tab/>
       <w:tab/>
-      <w:t>2026-07-17</w:t>
+      <w:t>2026-07-18</w:t>
       <w:br/>
       <w:br/>
     </w:r>

--- a/tillsyn/A 41353-2023 tillsynsbegäran.docx
+++ b/tillsyn/A 41353-2023 tillsynsbegäran.docx
@@ -521,7 +521,7 @@
     <w:r>
       <w:tab/>
       <w:tab/>
-      <w:t>2026-07-18</w:t>
+      <w:t>2026-07-19</w:t>
       <w:br/>
       <w:br/>
     </w:r>

--- a/tillsyn/A 41353-2023 tillsynsbegäran.docx
+++ b/tillsyn/A 41353-2023 tillsynsbegäran.docx
@@ -521,7 +521,7 @@
     <w:r>
       <w:tab/>
       <w:tab/>
-      <w:t>2026-07-19</w:t>
+      <w:t>2026-07-20</w:t>
       <w:br/>
       <w:br/>
     </w:r>

--- a/tillsyn/A 41353-2023 tillsynsbegäran.docx
+++ b/tillsyn/A 41353-2023 tillsynsbegäran.docx
@@ -521,7 +521,7 @@
     <w:r>
       <w:tab/>
       <w:tab/>
-      <w:t>2026-07-20</w:t>
+      <w:t>2026-07-21</w:t>
       <w:br/>
       <w:br/>
     </w:r>

--- a/tillsyn/A 41353-2023 tillsynsbegäran.docx
+++ b/tillsyn/A 41353-2023 tillsynsbegäran.docx
@@ -521,7 +521,7 @@
     <w:r>
       <w:tab/>
       <w:tab/>
-      <w:t>2026-07-21</w:t>
+      <w:t>2026-07-22</w:t>
       <w:br/>
       <w:br/>
     </w:r>

--- a/tillsyn/A 41353-2023 tillsynsbegäran.docx
+++ b/tillsyn/A 41353-2023 tillsynsbegäran.docx
@@ -521,7 +521,7 @@
     <w:r>
       <w:tab/>
       <w:tab/>
-      <w:t>2026-07-22</w:t>
+      <w:t>2026-07-23</w:t>
       <w:br/>
       <w:br/>
     </w:r>

--- a/tillsyn/A 41353-2023 tillsynsbegäran.docx
+++ b/tillsyn/A 41353-2023 tillsynsbegäran.docx
@@ -521,7 +521,7 @@
     <w:r>
       <w:tab/>
       <w:tab/>
-      <w:t>2026-07-23</w:t>
+      <w:t>2026-07-24</w:t>
       <w:br/>
       <w:br/>
     </w:r>

--- a/tillsyn/A 41353-2023 tillsynsbegäran.docx
+++ b/tillsyn/A 41353-2023 tillsynsbegäran.docx
@@ -521,7 +521,7 @@
     <w:r>
       <w:tab/>
       <w:tab/>
-      <w:t>2026-07-24</w:t>
+      <w:t>2026-07-25</w:t>
       <w:br/>
       <w:br/>
     </w:r>

--- a/tillsyn/A 41353-2023 tillsynsbegäran.docx
+++ b/tillsyn/A 41353-2023 tillsynsbegäran.docx
@@ -521,7 +521,7 @@
     <w:r>
       <w:tab/>
       <w:tab/>
-      <w:t>2026-07-25</w:t>
+      <w:t>2026-07-26</w:t>
       <w:br/>
       <w:br/>
     </w:r>

--- a/tillsyn/A 41353-2023 tillsynsbegäran.docx
+++ b/tillsyn/A 41353-2023 tillsynsbegäran.docx
@@ -521,7 +521,7 @@
     <w:r>
       <w:tab/>
       <w:tab/>
-      <w:t>2026-07-26</w:t>
+      <w:t>2026-07-27</w:t>
       <w:br/>
       <w:br/>
     </w:r>

--- a/tillsyn/A 41353-2023 tillsynsbegäran.docx
+++ b/tillsyn/A 41353-2023 tillsynsbegäran.docx
@@ -521,7 +521,7 @@
     <w:r>
       <w:tab/>
       <w:tab/>
-      <w:t>2026-07-27</w:t>
+      <w:t>2026-07-28</w:t>
       <w:br/>
       <w:br/>
     </w:r>

--- a/tillsyn/A 41353-2023 tillsynsbegäran.docx
+++ b/tillsyn/A 41353-2023 tillsynsbegäran.docx
@@ -521,7 +521,7 @@
     <w:r>
       <w:tab/>
       <w:tab/>
-      <w:t>2026-07-28</w:t>
+      <w:t>2026-07-29</w:t>
       <w:br/>
       <w:br/>
     </w:r>

--- a/tillsyn/A 41353-2023 tillsynsbegäran.docx
+++ b/tillsyn/A 41353-2023 tillsynsbegäran.docx
@@ -521,7 +521,7 @@
     <w:r>
       <w:tab/>
       <w:tab/>
-      <w:t>2026-07-29</w:t>
+      <w:t>2026-07-30</w:t>
       <w:br/>
       <w:br/>
     </w:r>

--- a/tillsyn/A 41353-2023 tillsynsbegäran.docx
+++ b/tillsyn/A 41353-2023 tillsynsbegäran.docx
@@ -521,7 +521,7 @@
     <w:r>
       <w:tab/>
       <w:tab/>
-      <w:t>2026-07-30</w:t>
+      <w:t>2026-07-31</w:t>
       <w:br/>
       <w:br/>
     </w:r>

--- a/tillsyn/A 41353-2023 tillsynsbegäran.docx
+++ b/tillsyn/A 41353-2023 tillsynsbegäran.docx
@@ -521,7 +521,7 @@
     <w:r>
       <w:tab/>
       <w:tab/>
-      <w:t>2026-07-31</w:t>
+      <w:t>2026-08-01</w:t>
       <w:br/>
       <w:br/>
     </w:r>

--- a/tillsyn/A 41353-2023 tillsynsbegäran.docx
+++ b/tillsyn/A 41353-2023 tillsynsbegäran.docx
@@ -521,7 +521,7 @@
     <w:r>
       <w:tab/>
       <w:tab/>
-      <w:t>2026-08-01</w:t>
+      <w:t>2026-08-02</w:t>
       <w:br/>
       <w:br/>
     </w:r>

--- a/tillsyn/A 41353-2023 tillsynsbegäran.docx
+++ b/tillsyn/A 41353-2023 tillsynsbegäran.docx
@@ -521,7 +521,7 @@
     <w:r>
       <w:tab/>
       <w:tab/>
-      <w:t>2026-08-02</w:t>
+      <w:t>2026-08-03</w:t>
       <w:br/>
       <w:br/>
     </w:r>

--- a/tillsyn/A 41353-2023 tillsynsbegäran.docx
+++ b/tillsyn/A 41353-2023 tillsynsbegäran.docx
@@ -521,7 +521,7 @@
     <w:r>
       <w:tab/>
       <w:tab/>
-      <w:t>2026-08-03</w:t>
+      <w:t>2026-08-05</w:t>
       <w:br/>
       <w:br/>
     </w:r>

--- a/tillsyn/A 41353-2023 tillsynsbegäran.docx
+++ b/tillsyn/A 41353-2023 tillsynsbegäran.docx
@@ -521,7 +521,7 @@
     <w:r>
       <w:tab/>
       <w:tab/>
-      <w:t>2026-08-05</w:t>
+      <w:t>2026-08-07</w:t>
       <w:br/>
       <w:br/>
     </w:r>

--- a/tillsyn/A 41353-2023 tillsynsbegäran.docx
+++ b/tillsyn/A 41353-2023 tillsynsbegäran.docx
@@ -521,7 +521,7 @@
     <w:r>
       <w:tab/>
       <w:tab/>
-      <w:t>2026-08-07</w:t>
+      <w:t>2026-08-08</w:t>
       <w:br/>
       <w:br/>
     </w:r>

--- a/tillsyn/A 41353-2023 tillsynsbegäran.docx
+++ b/tillsyn/A 41353-2023 tillsynsbegäran.docx
@@ -521,7 +521,7 @@
     <w:r>
       <w:tab/>
       <w:tab/>
-      <w:t>2026-08-14</w:t>
+      <w:t>2026-08-15</w:t>
       <w:br/>
       <w:br/>
     </w:r>

--- a/tillsyn/A 41353-2023 tillsynsbegäran.docx
+++ b/tillsyn/A 41353-2023 tillsynsbegäran.docx
@@ -521,7 +521,7 @@
     <w:r>
       <w:tab/>
       <w:tab/>
-      <w:t>2026-08-15</w:t>
+      <w:t>2026-08-16</w:t>
       <w:br/>
       <w:br/>
     </w:r>

--- a/tillsyn/A 41353-2023 tillsynsbegäran.docx
+++ b/tillsyn/A 41353-2023 tillsynsbegäran.docx
@@ -521,7 +521,7 @@
     <w:r>
       <w:tab/>
       <w:tab/>
-      <w:t>2026-08-16</w:t>
+      <w:t>2026-08-17</w:t>
       <w:br/>
       <w:br/>
     </w:r>

--- a/tillsyn/A 41353-2023 tillsynsbegäran.docx
+++ b/tillsyn/A 41353-2023 tillsynsbegäran.docx
@@ -521,7 +521,7 @@
     <w:r>
       <w:tab/>
       <w:tab/>
-      <w:t>2026-08-17</w:t>
+      <w:t>2026-08-18</w:t>
       <w:br/>
       <w:br/>
     </w:r>

--- a/tillsyn/A 41353-2023 tillsynsbegäran.docx
+++ b/tillsyn/A 41353-2023 tillsynsbegäran.docx
@@ -521,7 +521,7 @@
     <w:r>
       <w:tab/>
       <w:tab/>
-      <w:t>2026-08-18</w:t>
+      <w:t>2026-08-19</w:t>
       <w:br/>
       <w:br/>
     </w:r>

--- a/tillsyn/A 41353-2023 tillsynsbegäran.docx
+++ b/tillsyn/A 41353-2023 tillsynsbegäran.docx
@@ -521,7 +521,7 @@
     <w:r>
       <w:tab/>
       <w:tab/>
-      <w:t>2026-08-19</w:t>
+      <w:t>2026-08-20</w:t>
       <w:br/>
       <w:br/>
     </w:r>

--- a/tillsyn/A 41353-2023 tillsynsbegäran.docx
+++ b/tillsyn/A 41353-2023 tillsynsbegäran.docx
@@ -521,7 +521,7 @@
     <w:r>
       <w:tab/>
       <w:tab/>
-      <w:t>2026-08-20</w:t>
+      <w:t>2026-08-21</w:t>
       <w:br/>
       <w:br/>
     </w:r>

--- a/tillsyn/A 41353-2023 tillsynsbegäran.docx
+++ b/tillsyn/A 41353-2023 tillsynsbegäran.docx
@@ -521,7 +521,7 @@
     <w:r>
       <w:tab/>
       <w:tab/>
-      <w:t>2026-08-21</w:t>
+      <w:t>2026-08-22</w:t>
       <w:br/>
       <w:br/>
     </w:r>

--- a/tillsyn/A 41353-2023 tillsynsbegäran.docx
+++ b/tillsyn/A 41353-2023 tillsynsbegäran.docx
@@ -521,7 +521,7 @@
     <w:r>
       <w:tab/>
       <w:tab/>
-      <w:t>2026-08-22</w:t>
+      <w:t>2026-08-23</w:t>
       <w:br/>
       <w:br/>
     </w:r>

--- a/tillsyn/A 41353-2023 tillsynsbegäran.docx
+++ b/tillsyn/A 41353-2023 tillsynsbegäran.docx
@@ -521,7 +521,7 @@
     <w:r>
       <w:tab/>
       <w:tab/>
-      <w:t>2026-08-23</w:t>
+      <w:t>2026-08-24</w:t>
       <w:br/>
       <w:br/>
     </w:r>

--- a/tillsyn/A 41353-2023 tillsynsbegäran.docx
+++ b/tillsyn/A 41353-2023 tillsynsbegäran.docx
@@ -521,7 +521,7 @@
     <w:r>
       <w:tab/>
       <w:tab/>
-      <w:t>2026-08-24</w:t>
+      <w:t>2026-08-25</w:t>
       <w:br/>
       <w:br/>
     </w:r>

--- a/tillsyn/A 41353-2023 tillsynsbegäran.docx
+++ b/tillsyn/A 41353-2023 tillsynsbegäran.docx
@@ -521,7 +521,7 @@
     <w:r>
       <w:tab/>
       <w:tab/>
-      <w:t>2026-08-25</w:t>
+      <w:t>2026-08-26</w:t>
       <w:br/>
       <w:br/>
     </w:r>

--- a/tillsyn/A 41353-2023 tillsynsbegäran.docx
+++ b/tillsyn/A 41353-2023 tillsynsbegäran.docx
@@ -521,7 +521,7 @@
     <w:r>
       <w:tab/>
       <w:tab/>
-      <w:t>2026-08-26</w:t>
+      <w:t>2026-08-27</w:t>
       <w:br/>
       <w:br/>
     </w:r>

--- a/tillsyn/A 41353-2023 tillsynsbegäran.docx
+++ b/tillsyn/A 41353-2023 tillsynsbegäran.docx
@@ -521,7 +521,7 @@
     <w:r>
       <w:tab/>
       <w:tab/>
-      <w:t>2026-08-27</w:t>
+      <w:t>2026-08-28</w:t>
       <w:br/>
       <w:br/>
     </w:r>

--- a/tillsyn/A 41353-2023 tillsynsbegäran.docx
+++ b/tillsyn/A 41353-2023 tillsynsbegäran.docx
@@ -521,7 +521,7 @@
     <w:r>
       <w:tab/>
       <w:tab/>
-      <w:t>2026-08-28</w:t>
+      <w:t>2026-08-29</w:t>
       <w:br/>
       <w:br/>
     </w:r>

--- a/tillsyn/A 41353-2023 tillsynsbegäran.docx
+++ b/tillsyn/A 41353-2023 tillsynsbegäran.docx
@@ -521,7 +521,7 @@
     <w:r>
       <w:tab/>
       <w:tab/>
-      <w:t>2026-08-29</w:t>
+      <w:t>2026-08-31</w:t>
       <w:br/>
       <w:br/>
     </w:r>

--- a/tillsyn/A 41353-2023 tillsynsbegäran.docx
+++ b/tillsyn/A 41353-2023 tillsynsbegäran.docx
@@ -521,7 +521,7 @@
     <w:r>
       <w:tab/>
       <w:tab/>
-      <w:t>2026-08-31</w:t>
+      <w:t>2026-09-01</w:t>
       <w:br/>
       <w:br/>
     </w:r>

--- a/tillsyn/A 41353-2023 tillsynsbegäran.docx
+++ b/tillsyn/A 41353-2023 tillsynsbegäran.docx
@@ -521,7 +521,7 @@
     <w:r>
       <w:tab/>
       <w:tab/>
-      <w:t>2026-09-01</w:t>
+      <w:t>2026-09-02</w:t>
       <w:br/>
       <w:br/>
     </w:r>

--- a/tillsyn/A 41353-2023 tillsynsbegäran.docx
+++ b/tillsyn/A 41353-2023 tillsynsbegäran.docx
@@ -521,7 +521,7 @@
     <w:r>
       <w:tab/>
       <w:tab/>
-      <w:t>2026-09-02</w:t>
+      <w:t>2026-09-03</w:t>
       <w:br/>
       <w:br/>
     </w:r>

--- a/tillsyn/A 41353-2023 tillsynsbegäran.docx
+++ b/tillsyn/A 41353-2023 tillsynsbegäran.docx
@@ -521,7 +521,7 @@
     <w:r>
       <w:tab/>
       <w:tab/>
-      <w:t>2026-09-03</w:t>
+      <w:t>2026-09-04</w:t>
       <w:br/>
       <w:br/>
     </w:r>

--- a/tillsyn/A 41353-2023 tillsynsbegäran.docx
+++ b/tillsyn/A 41353-2023 tillsynsbegäran.docx
@@ -521,7 +521,7 @@
     <w:r>
       <w:tab/>
       <w:tab/>
-      <w:t>2026-09-04</w:t>
+      <w:t>2026-09-05</w:t>
       <w:br/>
       <w:br/>
     </w:r>

--- a/tillsyn/A 41353-2023 tillsynsbegäran.docx
+++ b/tillsyn/A 41353-2023 tillsynsbegäran.docx
@@ -521,7 +521,7 @@
     <w:r>
       <w:tab/>
       <w:tab/>
-      <w:t>2026-09-05</w:t>
+      <w:t>2026-09-06</w:t>
       <w:br/>
       <w:br/>
     </w:r>

--- a/tillsyn/A 41353-2023 tillsynsbegäran.docx
+++ b/tillsyn/A 41353-2023 tillsynsbegäran.docx
@@ -521,7 +521,7 @@
     <w:r>
       <w:tab/>
       <w:tab/>
-      <w:t>2026-09-06</w:t>
+      <w:t>2026-09-07</w:t>
       <w:br/>
       <w:br/>
     </w:r>

--- a/tillsyn/A 41353-2023 tillsynsbegäran.docx
+++ b/tillsyn/A 41353-2023 tillsynsbegäran.docx
@@ -521,7 +521,7 @@
     <w:r>
       <w:tab/>
       <w:tab/>
-      <w:t>2026-09-07</w:t>
+      <w:t>2026-09-08</w:t>
       <w:br/>
       <w:br/>
     </w:r>

--- a/tillsyn/A 41353-2023 tillsynsbegäran.docx
+++ b/tillsyn/A 41353-2023 tillsynsbegäran.docx
@@ -521,7 +521,7 @@
     <w:r>
       <w:tab/>
       <w:tab/>
-      <w:t>2026-09-08</w:t>
+      <w:t>2026-09-09</w:t>
       <w:br/>
       <w:br/>
     </w:r>

--- a/tillsyn/A 41353-2023 tillsynsbegäran.docx
+++ b/tillsyn/A 41353-2023 tillsynsbegäran.docx
@@ -521,7 +521,7 @@
     <w:r>
       <w:tab/>
       <w:tab/>
-      <w:t>2026-09-09</w:t>
+      <w:t>2026-09-10</w:t>
       <w:br/>
       <w:br/>
     </w:r>

--- a/tillsyn/A 41353-2023 tillsynsbegäran.docx
+++ b/tillsyn/A 41353-2023 tillsynsbegäran.docx
@@ -521,7 +521,7 @@
     <w:r>
       <w:tab/>
       <w:tab/>
-      <w:t>2026-09-10</w:t>
+      <w:t>2026-09-11</w:t>
       <w:br/>
       <w:br/>
     </w:r>

--- a/tillsyn/A 41353-2023 tillsynsbegäran.docx
+++ b/tillsyn/A 41353-2023 tillsynsbegäran.docx
@@ -521,7 +521,7 @@
     <w:r>
       <w:tab/>
       <w:tab/>
-      <w:t>2026-09-11</w:t>
+      <w:t>2026-09-12</w:t>
       <w:br/>
       <w:br/>
     </w:r>
